--- a/docs/reference/app-store-materials-brief.docx
+++ b/docs/reference/app-store-materials-brief.docx
@@ -85,7 +85,7 @@
           <w:rFonts w:hint="eastAsia"/>
           <w:lang w:val="zh-CN"/>
         </w:rPr>
-        <w:t xml:space="preserve">中英文简版</w:t>
+        <w:t xml:space="preserve">中文简版</w:t>
       </w:r>
     </w:p>
     <w:p>
@@ -97,7 +97,7 @@
           <w:rFonts w:hint="eastAsia"/>
           <w:lang w:val="zh-CN"/>
         </w:rPr>
-        <w:t xml:space="preserve">2026年10月29日</w:t>
+        <w:t xml:space="preserve">2026年10月30日</w:t>
       </w:r>
     </w:p>
     <w:p>
@@ -122,7 +122,7 @@
           <w:rFonts w:hint="eastAsia"/>
           <w:lang w:val="zh-CN"/>
         </w:rPr>
-        <w:t xml:space="preserve">Store上架；具体发行地区待确认。本版取代此前详细对外草稿，不含截图。英文是商店文案，不表示App已有英文界面。</w:t>
+        <w:t xml:space="preserve">Store上架；具体发行地区待确认。本版为中文简版，不含截图。</w:t>
       </w:r>
     </w:p>
     <w:bookmarkStart w:id="9" w:name="应用名称"/>
@@ -145,49 +145,9 @@
       <w:r>
         <w:rPr>
           <w:rFonts w:hint="eastAsia"/>
-          <w:b/>
-          <w:bCs/>
-          <w:lang w:val="zh-CN"/>
-        </w:rPr>
-        <w:t xml:space="preserve">中文：</w:t>
-      </w:r>
-      <w:r>
-        <w:rPr>
-          <w:lang w:val="zh-CN"/>
-        </w:rPr>
-        <w:t xml:space="preserve"> </w:t>
-      </w:r>
-      <w:r>
-        <w:rPr>
-          <w:rFonts w:hint="eastAsia"/>
           <w:lang w:val="zh-CN"/>
         </w:rPr>
         <w:t xml:space="preserve">AI旅行日记</w:t>
-      </w:r>
-    </w:p>
-    <w:p>
-      <w:pPr>
-        <w:pStyle w:val="BodyText"/>
-      </w:pPr>
-      <w:r>
-        <w:rPr>
-          <w:b/>
-          <w:bCs/>
-          <w:lang w:val="zh-CN"/>
-        </w:rPr>
-        <w:t xml:space="preserve">English:</w:t>
-      </w:r>
-      <w:r>
-        <w:rPr>
-          <w:lang w:val="zh-CN"/>
-        </w:rPr>
-        <w:t xml:space="preserve"> </w:t>
-      </w:r>
-      <w:r>
-        <w:rPr>
-          <w:lang w:val="zh-CN"/>
-        </w:rPr>
-        <w:t xml:space="preserve">AI Travel Diary</w:t>
       </w:r>
     </w:p>
     <w:bookmarkEnd w:id="9"/>
@@ -211,49 +171,9 @@
       <w:r>
         <w:rPr>
           <w:rFonts w:hint="eastAsia"/>
-          <w:b/>
-          <w:bCs/>
-          <w:lang w:val="zh-CN"/>
-        </w:rPr>
-        <w:t xml:space="preserve">中文：</w:t>
-      </w:r>
-      <w:r>
-        <w:rPr>
-          <w:lang w:val="zh-CN"/>
-        </w:rPr>
-        <w:t xml:space="preserve"> </w:t>
-      </w:r>
-      <w:r>
-        <w:rPr>
-          <w:rFonts w:hint="eastAsia"/>
           <w:lang w:val="zh-CN"/>
         </w:rPr>
         <w:t xml:space="preserve">把旅行照片写成回忆，让小橘陪你聊聊</w:t>
-      </w:r>
-    </w:p>
-    <w:p>
-      <w:pPr>
-        <w:pStyle w:val="BodyText"/>
-      </w:pPr>
-      <w:r>
-        <w:rPr>
-          <w:b/>
-          <w:bCs/>
-          <w:lang w:val="zh-CN"/>
-        </w:rPr>
-        <w:t xml:space="preserve">English:</w:t>
-      </w:r>
-      <w:r>
-        <w:rPr>
-          <w:lang w:val="zh-CN"/>
-        </w:rPr>
-        <w:t xml:space="preserve"> </w:t>
-      </w:r>
-      <w:r>
-        <w:rPr>
-          <w:lang w:val="zh-CN"/>
-        </w:rPr>
-        <w:t xml:space="preserve">Travel memories, an AI friend</w:t>
       </w:r>
     </w:p>
     <w:bookmarkEnd w:id="10"/>
@@ -277,51 +197,13 @@
       <w:r>
         <w:rPr>
           <w:rFonts w:hint="eastAsia"/>
-          <w:b/>
-          <w:bCs/>
-          <w:lang w:val="zh-CN"/>
-        </w:rPr>
-        <w:t xml:space="preserve">中文</w:t>
-      </w:r>
-    </w:p>
-    <w:p>
-      <w:pPr>
-        <w:pStyle w:val="BodyText"/>
-      </w:pPr>
-      <w:r>
-        <w:rPr>
-          <w:rFonts w:hint="eastAsia"/>
           <w:lang w:val="zh-CN"/>
         </w:rPr>
         <w:t xml:space="preserve">选几张照片，写成一篇游记；和小橘聊聊日常，再用贴纸和城市印章制作明信片，把值得记住的瞬间留下来。</w:t>
       </w:r>
     </w:p>
-    <w:p>
-      <w:pPr>
-        <w:pStyle w:val="BodyText"/>
-      </w:pPr>
-      <w:r>
-        <w:rPr>
-          <w:b/>
-          <w:bCs/>
-          <w:lang w:val="zh-CN"/>
-        </w:rPr>
-        <w:t xml:space="preserve">English</w:t>
-      </w:r>
-    </w:p>
-    <w:p>
-      <w:pPr>
-        <w:pStyle w:val="BodyText"/>
-      </w:pPr>
-      <w:r>
-        <w:rPr>
-          <w:lang w:val="zh-CN"/>
-        </w:rPr>
-        <w:t xml:space="preserve">Turn travel photos into journals, chat with Xiaoju, and create postcards with stickers and city stamps. Keep the moments that matter.</w:t>
-      </w:r>
-    </w:p>
     <w:bookmarkEnd w:id="11"/>
-    <w:bookmarkStart w:id="14" w:name="应用描述"/>
+    <w:bookmarkStart w:id="12" w:name="应用描述"/>
     <w:p>
       <w:pPr>
         <w:pStyle w:val="Heading1"/>
@@ -332,19 +214,6 @@
           <w:lang w:val="zh-CN"/>
         </w:rPr>
         <w:t xml:space="preserve">应用描述</w:t>
-      </w:r>
-    </w:p>
-    <w:bookmarkStart w:id="12" w:name="中文"/>
-    <w:p>
-      <w:pPr>
-        <w:pStyle w:val="Heading2"/>
-      </w:pPr>
-      <w:r>
-        <w:rPr>
-          <w:rFonts w:hint="eastAsia"/>
-          <w:lang w:val="zh-CN"/>
-        </w:rPr>
-        <w:t xml:space="preserve">中文</w:t>
       </w:r>
     </w:p>
     <w:p>
@@ -432,7 +301,7 @@
           <w:rFonts w:hint="eastAsia"/>
           <w:lang w:val="zh-CN"/>
         </w:rPr>
-        <w:t xml:space="preserve">素材创作：管理照片、生成AI配图，搭配贴纸和已解锁城市印章制作明信片。</w:t>
+        <w:t xml:space="preserve">素材创作：管理照片、生成AI配图，搭配贴纸、城市印章和AI寄语制作明信片。</w:t>
       </w:r>
     </w:p>
     <w:p>
@@ -464,16 +333,17 @@
       </w:r>
     </w:p>
     <w:bookmarkEnd w:id="12"/>
-    <w:bookmarkStart w:id="13" w:name="english"/>
-    <w:p>
-      <w:pPr>
-        <w:pStyle w:val="Heading2"/>
-      </w:pPr>
-      <w:r>
-        <w:rPr>
-          <w:lang w:val="zh-CN"/>
-        </w:rPr>
-        <w:t xml:space="preserve">English</w:t>
+    <w:bookmarkStart w:id="13" w:name="关键词"/>
+    <w:p>
+      <w:pPr>
+        <w:pStyle w:val="Heading1"/>
+      </w:pPr>
+      <w:r>
+        <w:rPr>
+          <w:rFonts w:hint="eastAsia"/>
+          <w:lang w:val="zh-CN"/>
+        </w:rPr>
+        <w:t xml:space="preserve">关键词</w:t>
       </w:r>
     </w:p>
     <w:p>
@@ -482,9 +352,36 @@
       </w:pPr>
       <w:r>
         <w:rPr>
-          <w:lang w:val="zh-CN"/>
-        </w:rPr>
-        <w:t xml:space="preserve">Turn the places in your camera roll into stories you can revisit.</w:t>
+          <w:rFonts w:hint="eastAsia"/>
+          <w:lang w:val="zh-CN"/>
+        </w:rPr>
+        <w:t xml:space="preserve">游记,相册,手账,回忆录,明信片,贴纸,城市印章,萌宠,陪伴,灵感,配图</w:t>
+      </w:r>
+    </w:p>
+    <w:bookmarkEnd w:id="13"/>
+    <w:bookmarkStart w:id="14" w:name="首发说明"/>
+    <w:p>
+      <w:pPr>
+        <w:pStyle w:val="Heading1"/>
+      </w:pPr>
+      <w:r>
+        <w:rPr>
+          <w:rFonts w:hint="eastAsia"/>
+          <w:lang w:val="zh-CN"/>
+        </w:rPr>
+        <w:t xml:space="preserve">首发说明</w:t>
+      </w:r>
+    </w:p>
+    <w:p>
+      <w:pPr>
+        <w:pStyle w:val="FirstParagraph"/>
+      </w:pPr>
+      <w:r>
+        <w:rPr>
+          <w:rFonts w:hint="eastAsia"/>
+          <w:lang w:val="zh-CN"/>
+        </w:rPr>
+        <w:t xml:space="preserve">欢迎使用AI旅行日记！从照片创作游记，和小橘聊天，整理回忆，生成配图并制作明信片。AI内容提供来源提示，日记默认私密。</w:t>
       </w:r>
     </w:p>
     <w:p>
@@ -493,9 +390,238 @@
       </w:pPr>
       <w:r>
         <w:rPr>
-          <w:lang w:val="zh-CN"/>
-        </w:rPr>
-        <w:t xml:space="preserve">AI Travel Diary helps you keep travel memories in words and photos.</w:t>
+          <w:rFonts w:hint="eastAsia"/>
+          <w:lang w:val="zh-CN"/>
+        </w:rPr>
+        <w:t xml:space="preserve">首次发布若没有“新增内容”栏位，本段无需填写。</w:t>
+      </w:r>
+    </w:p>
+    <w:bookmarkEnd w:id="14"/>
+    <w:bookmarkStart w:id="15" w:name="审核备注"/>
+    <w:p>
+      <w:pPr>
+        <w:pStyle w:val="Heading1"/>
+      </w:pPr>
+      <w:r>
+        <w:rPr>
+          <w:rFonts w:hint="eastAsia"/>
+          <w:lang w:val="zh-CN"/>
+        </w:rPr>
+        <w:t xml:space="preserve">审核备注</w:t>
+      </w:r>
+    </w:p>
+    <w:p>
+      <w:pPr>
+        <w:pStyle w:val="FirstParagraph"/>
+      </w:pPr>
+      <w:r>
+        <w:rPr>
+          <w:rFonts w:hint="eastAsia"/>
+          <w:lang w:val="zh-CN"/>
+        </w:rPr>
+        <w:t xml:space="preserve">提交前先确认以下说明与正式版本一致；不填写尚未实现的授权或删除路径。</w:t>
+      </w:r>
+    </w:p>
+    <w:p>
+      <w:pPr>
+        <w:pStyle w:val="BodyText"/>
+      </w:pPr>
+      <w:r>
+        <w:rPr>
+          <w:rFonts w:hint="eastAsia"/>
+          <w:lang w:val="zh-CN"/>
+        </w:rPr>
+        <w:t xml:space="preserve">本应用提供照片游记、AI萌宠聊天、回忆浏览和明信片制作，无需填写注册账号密码。</w:t>
+      </w:r>
+    </w:p>
+    <w:p>
+      <w:pPr>
+        <w:pStyle w:val="BodyText"/>
+      </w:pPr>
+      <w:r>
+        <w:rPr>
+          <w:rFonts w:hint="eastAsia"/>
+          <w:lang w:val="zh-CN"/>
+        </w:rPr>
+        <w:t xml:space="preserve">测试路径：首页开始创作</w:t>
+      </w:r>
+      <w:r>
+        <w:rPr>
+          <w:lang w:val="zh-CN"/>
+        </w:rPr>
+        <w:t xml:space="preserve"> → </w:t>
+      </w:r>
+      <w:r>
+        <w:rPr>
+          <w:rFonts w:hint="eastAsia"/>
+          <w:lang w:val="zh-CN"/>
+        </w:rPr>
+        <w:t xml:space="preserve">授权选图并选择至少3张照片</w:t>
+      </w:r>
+      <w:r>
+        <w:rPr>
+          <w:lang w:val="zh-CN"/>
+        </w:rPr>
+        <w:t xml:space="preserve"> → </w:t>
+      </w:r>
+      <w:r>
+        <w:rPr>
+          <w:rFonts w:hint="eastAsia"/>
+          <w:lang w:val="zh-CN"/>
+        </w:rPr>
+        <w:t xml:space="preserve">选择旅行游记和排版师</w:t>
+      </w:r>
+      <w:r>
+        <w:rPr>
+          <w:lang w:val="zh-CN"/>
+        </w:rPr>
+        <w:t xml:space="preserve"> → </w:t>
+      </w:r>
+      <w:r>
+        <w:rPr>
+          <w:rFonts w:hint="eastAsia"/>
+          <w:lang w:val="zh-CN"/>
+        </w:rPr>
+        <w:t xml:space="preserve">生成后编辑、保存。萌宠页可测试文字聊天；素材库可测试AI配图和明信片制作。明信片根据所选照片和可用地点生成不超过12字的AI寄语，首次使用单独授权，生成完毕后进入预览，可保存或通过系统分享。</w:t>
+      </w:r>
+    </w:p>
+    <w:p>
+      <w:pPr>
+        <w:pStyle w:val="BodyText"/>
+      </w:pPr>
+      <w:r>
+        <w:rPr>
+          <w:rFonts w:hint="eastAsia"/>
+          <w:lang w:val="zh-CN"/>
+        </w:rPr>
+        <w:t xml:space="preserve">日记显示AI来源提示，AI素材显示“AI生成”，使用该素材的明信片显示“图片由AI生成”，保存和分享时保留标识。普通上传照片不自动标为AI生成。</w:t>
+      </w:r>
+    </w:p>
+    <w:p>
+      <w:pPr>
+        <w:pStyle w:val="BodyText"/>
+      </w:pPr>
+      <w:r>
+        <w:rPr>
+          <w:rFonts w:hint="eastAsia"/>
+          <w:lang w:val="zh-CN"/>
+        </w:rPr>
+        <w:t xml:space="preserve">相册与定位权限按功能请求，相关AI功能首次使用前说明用途并征求同意；拒绝后不提交本次AI处理。个人记录关联当前安装身份，无需填写账号密码，不提供跨设备同步。</w:t>
+      </w:r>
+    </w:p>
+    <w:p>
+      <w:pPr>
+        <w:pStyle w:val="BodyText"/>
+      </w:pPr>
+      <w:r>
+        <w:rPr>
+          <w:rFonts w:hint="eastAsia"/>
+          <w:lang w:val="zh-CN"/>
+        </w:rPr>
+        <w:t xml:space="preserve">单篇删除路径：日记详情</w:t>
+      </w:r>
+      <w:r>
+        <w:rPr>
+          <w:lang w:val="zh-CN"/>
+        </w:rPr>
+        <w:t xml:space="preserve"> → </w:t>
+      </w:r>
+      <w:r>
+        <w:rPr>
+          <w:rFonts w:hint="eastAsia"/>
+          <w:lang w:val="zh-CN"/>
+        </w:rPr>
+        <w:t xml:space="preserve">更多操作</w:t>
+      </w:r>
+      <w:r>
+        <w:rPr>
+          <w:lang w:val="zh-CN"/>
+        </w:rPr>
+        <w:t xml:space="preserve"> → </w:t>
+      </w:r>
+      <w:r>
+        <w:rPr>
+          <w:rFonts w:hint="eastAsia"/>
+          <w:lang w:val="zh-CN"/>
+        </w:rPr>
+        <w:t xml:space="preserve">删除日记</w:t>
+      </w:r>
+      <w:r>
+        <w:rPr>
+          <w:lang w:val="zh-CN"/>
+        </w:rPr>
+        <w:t xml:space="preserve"> → </w:t>
+      </w:r>
+      <w:r>
+        <w:rPr>
+          <w:rFonts w:hint="eastAsia"/>
+          <w:lang w:val="zh-CN"/>
+        </w:rPr>
+        <w:t xml:space="preserve">确认。删除会清理该日记的公开内容、相关文字记忆与洞察及日记照片副本；素材库和系统相册原图、已达成的成长记录保留，已导出或分享的副本无法撤回。</w:t>
+      </w:r>
+    </w:p>
+    <w:p>
+      <w:pPr>
+        <w:pStyle w:val="BodyText"/>
+      </w:pPr>
+      <w:r>
+        <w:rPr>
+          <w:rFonts w:hint="eastAsia"/>
+          <w:lang w:val="zh-CN"/>
+        </w:rPr>
+        <w:t xml:space="preserve">隐私政策入口：我的</w:t>
+      </w:r>
+      <w:r>
+        <w:rPr>
+          <w:lang w:val="zh-CN"/>
+        </w:rPr>
+        <w:t xml:space="preserve"> → </w:t>
+      </w:r>
+      <w:r>
+        <w:rPr>
+          <w:rFonts w:hint="eastAsia"/>
+          <w:lang w:val="zh-CN"/>
+        </w:rPr>
+        <w:t xml:space="preserve">月度装订下方</w:t>
+      </w:r>
+      <w:r>
+        <w:rPr>
+          <w:lang w:val="zh-CN"/>
+        </w:rPr>
+        <w:t xml:space="preserve"> → </w:t>
+      </w:r>
+      <w:r>
+        <w:rPr>
+          <w:rFonts w:hint="eastAsia"/>
+          <w:lang w:val="zh-CN"/>
+        </w:rPr>
+        <w:t xml:space="preserve">隐私政策。政策网址：https://www.comiaite.com/privacy-policy；客服邮箱：shuyingzhou1994@163.com。</w:t>
+      </w:r>
+    </w:p>
+    <w:p>
+      <w:pPr>
+        <w:pStyle w:val="BodyText"/>
+      </w:pPr>
+      <w:r>
+        <w:rPr>
+          <w:rFonts w:hint="eastAsia"/>
+          <w:lang w:val="zh-CN"/>
+        </w:rPr>
+        <w:t xml:space="preserve">App界面主要为中文。审核期间联网服务保持可用，隐私政策与支持链接填入对应栏位。</w:t>
+      </w:r>
+    </w:p>
+    <w:bookmarkEnd w:id="15"/>
+    <w:bookmarkStart w:id="16" w:name="提交前重点"/>
+    <w:p>
+      <w:pPr>
+        <w:pStyle w:val="Heading1"/>
+      </w:pPr>
+      <w:r>
+        <w:rPr>
+          <w:rFonts w:hint="eastAsia"/>
+          <w:lang w:val="zh-CN"/>
+        </w:rPr>
+        <w:t xml:space="preserve">提交前重点</w:t>
       </w:r>
     </w:p>
     <w:p>
@@ -508,9 +634,51 @@
       </w:pPr>
       <w:r>
         <w:rPr>
-          <w:lang w:val="zh-CN"/>
-        </w:rPr>
-        <w:t xml:space="preserve">Photo journals: Choose at least 3 photos and a style to create an editable AI-assisted travel journal.</w:t>
+          <w:rFonts w:hint="eastAsia"/>
+          <w:lang w:val="zh-CN"/>
+        </w:rPr>
+        <w:t xml:space="preserve">应用版本：</w:t>
+      </w:r>
+      <w:r>
+        <w:rPr>
+          <w:rStyle w:val="VerbatimChar"/>
+          <w:lang w:val="zh-CN"/>
+        </w:rPr>
+        <w:t xml:space="preserve">1.0.0</w:t>
+      </w:r>
+      <w:r>
+        <w:rPr>
+          <w:rFonts w:hint="eastAsia"/>
+          <w:lang w:val="zh-CN"/>
+        </w:rPr>
+        <w:t xml:space="preserve">；Bundle</w:t>
+      </w:r>
+      <w:r>
+        <w:rPr>
+          <w:lang w:val="zh-CN"/>
+        </w:rPr>
+        <w:t xml:space="preserve"> </w:t>
+      </w:r>
+      <w:r>
+        <w:rPr>
+          <w:rFonts w:hint="eastAsia"/>
+          <w:lang w:val="zh-CN"/>
+        </w:rPr>
+        <w:t xml:space="preserve">ID：</w:t>
+      </w:r>
+      <w:r>
+        <w:rPr>
+          <w:rStyle w:val="VerbatimChar"/>
+          <w:lang w:val="zh-CN"/>
+        </w:rPr>
+        <w:t xml:space="preserve">io.com.shihangbiji.www.aidiary</w:t>
+      </w:r>
+      <w:r>
+        <w:rPr>
+          <w:rFonts w:hint="eastAsia"/>
+          <w:lang w:val="zh-CN"/>
+        </w:rPr>
+        <w:t xml:space="preserve">；构建号以实际上传包为准。</w:t>
       </w:r>
     </w:p>
     <w:p>
@@ -523,9 +691,10 @@
       </w:pPr>
       <w:r>
         <w:rPr>
-          <w:lang w:val="zh-CN"/>
-        </w:rPr>
-        <w:t xml:space="preserve">AI companion: Chat with Xiaoju about everyday life and travel, and revisit records through memory anchors.</w:t>
+          <w:rFonts w:hint="eastAsia"/>
+          <w:lang w:val="zh-CN"/>
+        </w:rPr>
+        <w:t xml:space="preserve">补齐版权主体、审核联系人和支持网址；隐私政策使用上述网址，确认发行地区不包含中国大陆。</w:t>
       </w:r>
     </w:p>
     <w:p>
@@ -538,9 +707,10 @@
       </w:pPr>
       <w:r>
         <w:rPr>
-          <w:lang w:val="zh-CN"/>
-        </w:rPr>
-        <w:t xml:space="preserve">Memories: Browse journals by month and explore growth records and personal insights.</w:t>
+          <w:rFonts w:hint="eastAsia"/>
+          <w:lang w:val="zh-CN"/>
+        </w:rPr>
+        <w:t xml:space="preserve">确认正式版可联网，选图、生成、编辑、保存和分享可用，AI标识清晰。</w:t>
       </w:r>
     </w:p>
     <w:p>
@@ -553,9 +723,10 @@
       </w:pPr>
       <w:r>
         <w:rPr>
-          <w:lang w:val="zh-CN"/>
-        </w:rPr>
-        <w:t xml:space="preserve">Creative materials: Manage photos, generate AI images, and make postcards with stickers and unlocked city stamps.</w:t>
+          <w:rFonts w:hint="eastAsia"/>
+          <w:lang w:val="zh-CN"/>
+        </w:rPr>
+        <w:t xml:space="preserve">当前已有首次AI许可和单篇日记删除，不等同AI授权撤回或整个身份及关联数据删除。提交前解决这些能力与隐私政策的差异，并核对公开内容的举报、屏蔽及支持机制；不得把待实现能力写成已有功能。</w:t>
       </w:r>
     </w:p>
     <w:p>
@@ -568,395 +739,10 @@
       </w:pPr>
       <w:r>
         <w:rPr>
-          <w:lang w:val="zh-CN"/>
-        </w:rPr>
-        <w:t xml:space="preserve">Sharing controls: Journals are private by default. Choose the sections to publish, or save and share postcards through the system share sheet.</w:t>
-      </w:r>
-    </w:p>
-    <w:p>
-      <w:pPr>
-        <w:pStyle w:val="FirstParagraph"/>
-      </w:pPr>
-      <w:r>
-        <w:rPr>
-          <w:lang w:val="zh-CN"/>
-        </w:rPr>
-        <w:t xml:space="preserve">AI content includes origin notices and may contain inaccuracies. Review it before saving or sharing. AI features require internet access; relevant photos and text are processed by backend and third-party AI services. See the privacy policy. Chat and insights are for everyday conversation and reflection, not medical or psychological treatment.</w:t>
-      </w:r>
-    </w:p>
-    <w:bookmarkEnd w:id="13"/>
-    <w:bookmarkEnd w:id="14"/>
-    <w:bookmarkStart w:id="15" w:name="关键词"/>
-    <w:p>
-      <w:pPr>
-        <w:pStyle w:val="Heading1"/>
-      </w:pPr>
-      <w:r>
-        <w:rPr>
-          <w:rFonts w:hint="eastAsia"/>
-          <w:lang w:val="zh-CN"/>
-        </w:rPr>
-        <w:t xml:space="preserve">关键词</w:t>
-      </w:r>
-    </w:p>
-    <w:p>
-      <w:pPr>
-        <w:pStyle w:val="FirstParagraph"/>
-      </w:pPr>
-      <w:r>
-        <w:rPr>
-          <w:rFonts w:hint="eastAsia"/>
-          <w:b/>
-          <w:bCs/>
-          <w:lang w:val="zh-CN"/>
-        </w:rPr>
-        <w:t xml:space="preserve">中文</w:t>
-      </w:r>
-    </w:p>
-    <w:p>
-      <w:pPr>
-        <w:pStyle w:val="BodyText"/>
-      </w:pPr>
-      <w:r>
-        <w:rPr>
-          <w:rFonts w:hint="eastAsia"/>
-          <w:lang w:val="zh-CN"/>
-        </w:rPr>
-        <w:t xml:space="preserve">游记,相册,手账,回忆录,明信片,贴纸,城市印章,萌宠,陪伴,灵感,配图</w:t>
-      </w:r>
-    </w:p>
-    <w:p>
-      <w:pPr>
-        <w:pStyle w:val="BodyText"/>
-      </w:pPr>
-      <w:r>
-        <w:rPr>
-          <w:b/>
-          <w:bCs/>
-          <w:lang w:val="zh-CN"/>
-        </w:rPr>
-        <w:t xml:space="preserve">English</w:t>
-      </w:r>
-    </w:p>
-    <w:p>
-      <w:pPr>
-        <w:pStyle w:val="BodyText"/>
-      </w:pPr>
-      <w:r>
-        <w:rPr>
-          <w:lang w:val="zh-CN"/>
-        </w:rPr>
-        <w:t xml:space="preserve">diary,scrapbook,postcard,stickers,travelogue,keepsake,memories,photoalbum,reflection,companion</w:t>
-      </w:r>
-    </w:p>
-    <w:bookmarkEnd w:id="15"/>
-    <w:bookmarkStart w:id="16" w:name="首发说明"/>
-    <w:p>
-      <w:pPr>
-        <w:pStyle w:val="Heading1"/>
-      </w:pPr>
-      <w:r>
-        <w:rPr>
-          <w:rFonts w:hint="eastAsia"/>
-          <w:lang w:val="zh-CN"/>
-        </w:rPr>
-        <w:t xml:space="preserve">首发说明</w:t>
-      </w:r>
-    </w:p>
-    <w:p>
-      <w:pPr>
-        <w:pStyle w:val="FirstParagraph"/>
-      </w:pPr>
-      <w:r>
-        <w:rPr>
-          <w:rFonts w:hint="eastAsia"/>
-          <w:b/>
-          <w:bCs/>
-          <w:lang w:val="zh-CN"/>
-        </w:rPr>
-        <w:t xml:space="preserve">中文</w:t>
-      </w:r>
-    </w:p>
-    <w:p>
-      <w:pPr>
-        <w:pStyle w:val="BodyText"/>
-      </w:pPr>
-      <w:r>
-        <w:rPr>
-          <w:rFonts w:hint="eastAsia"/>
-          <w:lang w:val="zh-CN"/>
-        </w:rPr>
-        <w:t xml:space="preserve">欢迎使用AI旅行日记！从照片创作游记，和小橘聊天，整理回忆，生成配图并制作明信片。AI内容提供来源提示，日记默认私密。</w:t>
-      </w:r>
-    </w:p>
-    <w:p>
-      <w:pPr>
-        <w:pStyle w:val="BodyText"/>
-      </w:pPr>
-      <w:r>
-        <w:rPr>
-          <w:b/>
-          <w:bCs/>
-          <w:lang w:val="zh-CN"/>
-        </w:rPr>
-        <w:t xml:space="preserve">English</w:t>
-      </w:r>
-    </w:p>
-    <w:p>
-      <w:pPr>
-        <w:pStyle w:val="BodyText"/>
-      </w:pPr>
-      <w:r>
-        <w:rPr>
-          <w:lang w:val="zh-CN"/>
-        </w:rPr>
-        <w:t xml:space="preserve">Welcome to Welcome to AI Travel Diary! Create photo journals, chat with Xiaoju, revisit memories, generate images, and make postcards. AI content includes origin notices, and journals are private by default.</w:t>
-      </w:r>
-    </w:p>
-    <w:p>
-      <w:pPr>
-        <w:pStyle w:val="BodyText"/>
-      </w:pPr>
-      <w:r>
-        <w:rPr>
-          <w:rFonts w:hint="eastAsia"/>
-          <w:lang w:val="zh-CN"/>
-        </w:rPr>
-        <w:t xml:space="preserve">首次发布若没有“新增内容”栏位，本段无需填写。</w:t>
-      </w:r>
-    </w:p>
-    <w:bookmarkEnd w:id="16"/>
-    <w:bookmarkStart w:id="19" w:name="审核备注"/>
-    <w:p>
-      <w:pPr>
-        <w:pStyle w:val="Heading1"/>
-      </w:pPr>
-      <w:r>
-        <w:rPr>
-          <w:rFonts w:hint="eastAsia"/>
-          <w:lang w:val="zh-CN"/>
-        </w:rPr>
-        <w:t xml:space="preserve">审核备注</w:t>
-      </w:r>
-    </w:p>
-    <w:p>
-      <w:pPr>
-        <w:pStyle w:val="FirstParagraph"/>
-      </w:pPr>
-      <w:r>
-        <w:rPr>
-          <w:rFonts w:hint="eastAsia"/>
-          <w:lang w:val="zh-CN"/>
-        </w:rPr>
-        <w:t xml:space="preserve">提交前先确认以下说明与正式版本一致；不填写尚未实现的授权或删除路径。</w:t>
-      </w:r>
-    </w:p>
-    <w:bookmarkStart w:id="17" w:name="中文-1"/>
-    <w:p>
-      <w:pPr>
-        <w:pStyle w:val="Heading2"/>
-      </w:pPr>
-      <w:r>
-        <w:rPr>
-          <w:rFonts w:hint="eastAsia"/>
-          <w:lang w:val="zh-CN"/>
-        </w:rPr>
-        <w:t xml:space="preserve">中文</w:t>
-      </w:r>
-    </w:p>
-    <w:p>
-      <w:pPr>
-        <w:pStyle w:val="FirstParagraph"/>
-      </w:pPr>
-      <w:r>
-        <w:rPr>
-          <w:rFonts w:hint="eastAsia"/>
-          <w:lang w:val="zh-CN"/>
-        </w:rPr>
-        <w:t xml:space="preserve">本应用提供照片游记、AI萌宠聊天、回忆浏览和明信片制作，无需填写注册账号密码。</w:t>
-      </w:r>
-    </w:p>
-    <w:p>
-      <w:pPr>
-        <w:pStyle w:val="BodyText"/>
-      </w:pPr>
-      <w:r>
-        <w:rPr>
-          <w:rFonts w:hint="eastAsia"/>
-          <w:lang w:val="zh-CN"/>
-        </w:rPr>
-        <w:t xml:space="preserve">测试路径：首页开始创作</w:t>
-      </w:r>
-      <w:r>
-        <w:rPr>
-          <w:lang w:val="zh-CN"/>
-        </w:rPr>
-        <w:t xml:space="preserve"> → </w:t>
-      </w:r>
-      <w:r>
-        <w:rPr>
-          <w:rFonts w:hint="eastAsia"/>
-          <w:lang w:val="zh-CN"/>
-        </w:rPr>
-        <w:t xml:space="preserve">授权选图并选择至少3张照片</w:t>
-      </w:r>
-      <w:r>
-        <w:rPr>
-          <w:lang w:val="zh-CN"/>
-        </w:rPr>
-        <w:t xml:space="preserve"> → </w:t>
-      </w:r>
-      <w:r>
-        <w:rPr>
-          <w:rFonts w:hint="eastAsia"/>
-          <w:lang w:val="zh-CN"/>
-        </w:rPr>
-        <w:t xml:space="preserve">选择旅行游记和排版师</w:t>
-      </w:r>
-      <w:r>
-        <w:rPr>
-          <w:lang w:val="zh-CN"/>
-        </w:rPr>
-        <w:t xml:space="preserve"> → </w:t>
-      </w:r>
-      <w:r>
-        <w:rPr>
-          <w:rFonts w:hint="eastAsia"/>
-          <w:lang w:val="zh-CN"/>
-        </w:rPr>
-        <w:t xml:space="preserve">生成后编辑、保存。萌宠页可测试文字聊天；素材库可测试AI配图及明信片保存、系统分享。</w:t>
-      </w:r>
-    </w:p>
-    <w:p>
-      <w:pPr>
-        <w:pStyle w:val="BodyText"/>
-      </w:pPr>
-      <w:r>
-        <w:rPr>
-          <w:rFonts w:hint="eastAsia"/>
-          <w:lang w:val="zh-CN"/>
-        </w:rPr>
-        <w:t xml:space="preserve">日记显示AI来源提示，AI素材显示“AI生成”，使用该素材的明信片显示“图片由AI生成”，保存和分享时保留标识。普通上传照片不自动标为AI生成。</w:t>
-      </w:r>
-    </w:p>
-    <w:p>
-      <w:pPr>
-        <w:pStyle w:val="BodyText"/>
-      </w:pPr>
-      <w:r>
-        <w:rPr>
-          <w:rFonts w:hint="eastAsia"/>
-          <w:lang w:val="zh-CN"/>
-        </w:rPr>
-        <w:t xml:space="preserve">相册与定位权限按功能请求；AI数据处理许可、隐私政策、授权撤回及身份删除应可在App中明确查看和操作。个人记录按设备归属，不提供跨设备同步；首次设备证明请使用支持App</w:t>
-      </w:r>
-      <w:r>
-        <w:rPr>
-          <w:lang w:val="zh-CN"/>
-        </w:rPr>
-        <w:t xml:space="preserve"> </w:t>
-      </w:r>
-      <w:r>
-        <w:rPr>
-          <w:rFonts w:hint="eastAsia"/>
-          <w:lang w:val="zh-CN"/>
-        </w:rPr>
-        <w:t xml:space="preserve">Attest的真实iOS设备。</w:t>
-      </w:r>
-    </w:p>
-    <w:p>
-      <w:pPr>
-        <w:pStyle w:val="BodyText"/>
-      </w:pPr>
-      <w:r>
-        <w:rPr>
-          <w:rFonts w:hint="eastAsia"/>
-          <w:lang w:val="zh-CN"/>
-        </w:rPr>
-        <w:t xml:space="preserve">App界面主要为中文。审核期间联网服务保持可用，隐私政策与支持链接填入对应栏位。</w:t>
-      </w:r>
-    </w:p>
-    <w:bookmarkEnd w:id="17"/>
-    <w:bookmarkStart w:id="18" w:name="english-1"/>
-    <w:p>
-      <w:pPr>
-        <w:pStyle w:val="Heading2"/>
-      </w:pPr>
-      <w:r>
-        <w:rPr>
-          <w:lang w:val="zh-CN"/>
-        </w:rPr>
-        <w:t xml:space="preserve">English</w:t>
-      </w:r>
-    </w:p>
-    <w:p>
-      <w:pPr>
-        <w:pStyle w:val="FirstParagraph"/>
-      </w:pPr>
-      <w:r>
-        <w:rPr>
-          <w:lang w:val="zh-CN"/>
-        </w:rPr>
-        <w:t xml:space="preserve">The app offers photo journals, an AI pet companion, memory browsing, and postcards. No registration username or password is required.</w:t>
-      </w:r>
-    </w:p>
-    <w:p>
-      <w:pPr>
-        <w:pStyle w:val="BodyText"/>
-      </w:pPr>
-      <w:r>
-        <w:rPr>
-          <w:lang w:val="zh-CN"/>
-        </w:rPr>
-        <w:t xml:space="preserve">Review flow: Start from Home, grant photo access, select at least 3 photos, choose the travel template and a journal style, then edit and save the generated draft. Test text chat in the pet tab and AI image generation, postcard saving, and system sharing from the material library.</w:t>
-      </w:r>
-    </w:p>
-    <w:p>
-      <w:pPr>
-        <w:pStyle w:val="BodyText"/>
-      </w:pPr>
-      <w:r>
-        <w:rPr>
-          <w:lang w:val="zh-CN"/>
-        </w:rPr>
-        <w:t xml:space="preserve">Journals display an AI origin notice. AI materials are labelled, and postcards using them retain an AI-image label when saved or shared. Ordinary uploaded photos are not automatically labelled as AI-generated.</w:t>
-      </w:r>
-    </w:p>
-    <w:p>
-      <w:pPr>
-        <w:pStyle w:val="BodyText"/>
-      </w:pPr>
-      <w:r>
-        <w:rPr>
-          <w:lang w:val="zh-CN"/>
-        </w:rPr>
-        <w:t xml:space="preserve">Photo and location permissions are requested for relevant features. AI data consent, the privacy policy, consent withdrawal, and identity deletion should be clearly accessible in the app. Personal records belong to the current device; cross-device sync is not available. Test initial device attestation on a physical iOS device that supports App Attest.</w:t>
-      </w:r>
-    </w:p>
-    <w:p>
-      <w:pPr>
-        <w:pStyle w:val="BodyText"/>
-      </w:pPr>
-      <w:r>
-        <w:rPr>
-          <w:lang w:val="zh-CN"/>
-        </w:rPr>
-        <w:t xml:space="preserve">The interface is primarily Chinese. Online services remain available during review. Enter the privacy policy and support links in their designated fields.</w:t>
-      </w:r>
-    </w:p>
-    <w:bookmarkEnd w:id="18"/>
-    <w:bookmarkEnd w:id="19"/>
-    <w:bookmarkStart w:id="20" w:name="提交前重点"/>
-    <w:p>
-      <w:pPr>
-        <w:pStyle w:val="Heading1"/>
-      </w:pPr>
-      <w:r>
-        <w:rPr>
-          <w:rFonts w:hint="eastAsia"/>
-          <w:lang w:val="zh-CN"/>
-        </w:rPr>
-        <w:t xml:space="preserve">提交前重点</w:t>
+          <w:rFonts w:hint="eastAsia"/>
+          <w:lang w:val="zh-CN"/>
+        </w:rPr>
+        <w:t xml:space="preserve">隐私标签如实填写图片、文字、标识、城市及实际日志处理，不声明“全部仅在本地”。</w:t>
       </w:r>
     </w:p>
     <w:p>
@@ -964,7 +750,7 @@
         <w:pStyle w:val="Compact"/>
         <w:numPr>
           <w:ilvl w:val="0"/>
-          <w:numId w:val="1003"/>
+          <w:numId w:val="1002"/>
         </w:numPr>
       </w:pPr>
       <w:r>
@@ -972,127 +758,6 @@
           <w:rFonts w:hint="eastAsia"/>
           <w:lang w:val="zh-CN"/>
         </w:rPr>
-        <w:t xml:space="preserve">应用版本：</w:t>
-      </w:r>
-      <w:r>
-        <w:rPr>
-          <w:rStyle w:val="VerbatimChar"/>
-          <w:lang w:val="zh-CN"/>
-        </w:rPr>
-        <w:t xml:space="preserve">1.0.0</w:t>
-      </w:r>
-      <w:r>
-        <w:rPr>
-          <w:rFonts w:hint="eastAsia"/>
-          <w:lang w:val="zh-CN"/>
-        </w:rPr>
-        <w:t xml:space="preserve">；Bundle</w:t>
-      </w:r>
-      <w:r>
-        <w:rPr>
-          <w:lang w:val="zh-CN"/>
-        </w:rPr>
-        <w:t xml:space="preserve"> </w:t>
-      </w:r>
-      <w:r>
-        <w:rPr>
-          <w:rFonts w:hint="eastAsia"/>
-          <w:lang w:val="zh-CN"/>
-        </w:rPr>
-        <w:t xml:space="preserve">ID：</w:t>
-      </w:r>
-      <w:r>
-        <w:rPr>
-          <w:rStyle w:val="VerbatimChar"/>
-          <w:lang w:val="zh-CN"/>
-        </w:rPr>
-        <w:t xml:space="preserve">io.com.shihangbiji.www.aidiary</w:t>
-      </w:r>
-      <w:r>
-        <w:rPr>
-          <w:rFonts w:hint="eastAsia"/>
-          <w:lang w:val="zh-CN"/>
-        </w:rPr>
-        <w:t xml:space="preserve">；构建号以实际上传包为准。</w:t>
-      </w:r>
-    </w:p>
-    <w:p>
-      <w:pPr>
-        <w:pStyle w:val="Compact"/>
-        <w:numPr>
-          <w:ilvl w:val="0"/>
-          <w:numId w:val="1003"/>
-        </w:numPr>
-      </w:pPr>
-      <w:r>
-        <w:rPr>
-          <w:rFonts w:hint="eastAsia"/>
-          <w:lang w:val="zh-CN"/>
-        </w:rPr>
-        <w:t xml:space="preserve">补齐版权主体、审核联系人、隐私政策和支持网址，确认发行地区不包含中国大陆。</w:t>
-      </w:r>
-    </w:p>
-    <w:p>
-      <w:pPr>
-        <w:pStyle w:val="Compact"/>
-        <w:numPr>
-          <w:ilvl w:val="0"/>
-          <w:numId w:val="1003"/>
-        </w:numPr>
-      </w:pPr>
-      <w:r>
-        <w:rPr>
-          <w:rFonts w:hint="eastAsia"/>
-          <w:lang w:val="zh-CN"/>
-        </w:rPr>
-        <w:t xml:space="preserve">确认正式版可联网，选图、生成、编辑、保存和分享可用，AI标识清晰。</w:t>
-      </w:r>
-    </w:p>
-    <w:p>
-      <w:pPr>
-        <w:pStyle w:val="Compact"/>
-        <w:numPr>
-          <w:ilvl w:val="0"/>
-          <w:numId w:val="1003"/>
-        </w:numPr>
-      </w:pPr>
-      <w:r>
-        <w:rPr>
-          <w:rFonts w:hint="eastAsia"/>
-          <w:lang w:val="zh-CN"/>
-        </w:rPr>
-        <w:t xml:space="preserve">确认AI明确许可与撤回、应用内身份删除；公开内容的举报、屏蔽及支持机制。</w:t>
-      </w:r>
-    </w:p>
-    <w:p>
-      <w:pPr>
-        <w:pStyle w:val="Compact"/>
-        <w:numPr>
-          <w:ilvl w:val="0"/>
-          <w:numId w:val="1003"/>
-        </w:numPr>
-      </w:pPr>
-      <w:r>
-        <w:rPr>
-          <w:rFonts w:hint="eastAsia"/>
-          <w:lang w:val="zh-CN"/>
-        </w:rPr>
-        <w:t xml:space="preserve">隐私标签如实填写图片、文字、标识、城市及实际日志处理，不声明“全部仅在本地”。</w:t>
-      </w:r>
-    </w:p>
-    <w:p>
-      <w:pPr>
-        <w:pStyle w:val="Compact"/>
-        <w:numPr>
-          <w:ilvl w:val="0"/>
-          <w:numId w:val="1003"/>
-        </w:numPr>
-      </w:pPr>
-      <w:r>
-        <w:rPr>
-          <w:rFonts w:hint="eastAsia"/>
-          <w:lang w:val="zh-CN"/>
-        </w:rPr>
         <w:t xml:space="preserve">AI处理方、数据种类和用途保留必要说明；不必在对外材料公开API路径、模型参数、密钥或内部架构。</w:t>
       </w:r>
     </w:p>
@@ -1108,7 +773,7 @@
         <w:t xml:space="preserve">本材料是简版文案，不是正式环境已验收或审核通过的证明。主体、服务和用户控制尚未落实前，不直接提交。</w:t>
       </w:r>
     </w:p>
-    <w:bookmarkEnd w:id="20"/>
+    <w:bookmarkEnd w:id="16"/>
     <w:sectPr>
       <w:footnotePr>
         <w:numRestart w:val="eachSect"/>
@@ -1329,9 +994,6 @@
     <w:abstractNumId w:val="991"/>
   </w:num>
   <w:num w:numId="1002">
-    <w:abstractNumId w:val="991"/>
-  </w:num>
-  <w:num w:numId="1003">
     <w:abstractNumId w:val="991"/>
   </w:num>
 </w:numbering>
